--- a/Claude_Files/docs/NetAssist局域网联调操作指南.docx
+++ b/Claude_Files/docs/NetAssist局域网联调操作指南.docx
@@ -762,7 +762,7 @@
           <w:sz w:val="22"/>
           <w:szCs w:val="22"/>
         </w:rPr>
-        <w:t xml:space="preserve">单片机 `main.c` 中需要修改三处配置后重新编译烧录：</w:t>
+        <w:t xml:space="preserve">单片机 `App_Net.c` 中需要修改三处配置后重新编译烧录：</w:t>
       </w:r>
     </w:p>
     <w:p/>
@@ -1150,7 +1150,7 @@
           <w:sz w:val="20"/>
           <w:szCs w:val="20"/>
         </w:rPr>
-        <w:t xml:space="preserve">- 将该 IP 地址填入 `main.c` 的 `SERVER_IP` 宏定义中并重新编译烧录。</w:t>
+        <w:t xml:space="preserve">- 将该 IP 地址填入 `App_Net.c` 的 `SERVER_IP` 宏定义中并重新编译烧录。</w:t>
       </w:r>
     </w:p>
     <w:p/>
@@ -4564,7 +4564,7 @@
                 <w:sz w:val="20"/>
                 <w:szCs w:val="20"/>
               </w:rPr>
-              <w:t xml:space="preserve">main.c 配置</w:t>
+              <w:t xml:space="preserve">App_Net.c 配置</w:t>
             </w:r>
           </w:p>
         </w:tc>
@@ -5524,7 +5524,27 @@
           <w:sz w:val="22"/>
           <w:szCs w:val="22"/>
         </w:rPr>
-        <w:t xml:space="preserve">- 正常工作期间 PC 每 15 秒内发过任意数据（包括 TCP keepalive）就不会误触发</w:t>
+        <w:t xml:space="preserve">- 正常工作期间 PC 每 30 秒内发任意</w:t>
+      </w:r>
+      <w:r>
+        <w:rPr>
+          <w:rFonts w:ascii="SimSun" w:cs="SimSun" w:eastAsia="SimSun" w:hAnsi="SimSun"/>
+          <w:b/>
+          <w:bCs/>
+          <w:color w:val="333333"/>
+          <w:sz w:val="22"/>
+          <w:szCs w:val="22"/>
+        </w:rPr>
+        <w:t xml:space="preserve">应用层数据</w:t>
+      </w:r>
+      <w:r>
+        <w:rPr>
+          <w:rFonts w:ascii="SimSun" w:cs="SimSun" w:eastAsia="SimSun" w:hAnsi="SimSun"/>
+          <w:color w:val="333333"/>
+          <w:sz w:val="22"/>
+          <w:szCs w:val="22"/>
+        </w:rPr>
+        <w:t xml:space="preserve"> (如 CMD:ON 指令) 就不会误触发。注意 TCP keepalive 由 ESP8266 协议栈内部处理, 不会转发到 STM32, 无法喂狗</w:t>
       </w:r>
     </w:p>
     <w:p/>
@@ -5788,7 +5808,7 @@
                 <w:sz w:val="20"/>
                 <w:szCs w:val="20"/>
               </w:rPr>
-              <w:t xml:space="preserve">`main.c` → JSON 构造区</w:t>
+              <w:t xml:space="preserve">`App_Net.c` → JSON 构造区</w:t>
             </w:r>
           </w:p>
         </w:tc>
@@ -5883,7 +5903,7 @@
                 <w:sz w:val="20"/>
                 <w:szCs w:val="20"/>
               </w:rPr>
-              <w:t xml:space="preserve">`main.c` → 指令解析区</w:t>
+              <w:t xml:space="preserve">`App_Net.c` → 指令解析区</w:t>
             </w:r>
           </w:p>
         </w:tc>
@@ -6232,7 +6252,7 @@
           <w:sz w:val="20"/>
           <w:szCs w:val="20"/>
         </w:rPr>
-        <w:t xml:space="preserve">📅 文档版本: v1.2</w:t>
+        <w:t xml:space="preserve">📅 文档版本: v1.3</w:t>
       </w:r>
     </w:p>
     <w:p>
@@ -6252,7 +6272,7 @@
           <w:sz w:val="20"/>
           <w:szCs w:val="20"/>
         </w:rPr>
-        <w:t xml:space="preserve">📝 最后更新: 2026-05-20</w:t>
+        <w:t xml:space="preserve">📝 最后更新: 2026-05-22</w:t>
       </w:r>
     </w:p>
     <w:p>

--- a/Claude_Files/docs/NetAssist局域网联调操作指南.docx
+++ b/Claude_Files/docs/NetAssist局域网联调操作指南.docx
@@ -4195,7 +4195,7 @@
           <w:sz w:val="20"/>
           <w:szCs w:val="20"/>
         </w:rPr>
-        <w:t xml:space="preserve">📌 **V3.2 指令注意**:</w:t>
+        <w:t xml:space="preserve">📌 **V1.0.0 指令注意**:</w:t>
       </w:r>
     </w:p>
     <w:p>
@@ -5467,7 +5467,7 @@
           <w:sz w:val="28"/>
           <w:szCs w:val="28"/>
         </w:rPr>
-        <w:t xml:space="preserve">6.3 ESP8266 掉电自动保护 (V3.3)</w:t>
+        <w:t xml:space="preserve">6.3 ESP8266 掉电自动保护 (V1.0.0)</w:t>
       </w:r>
     </w:p>
     <w:p/>
@@ -6252,7 +6252,7 @@
           <w:sz w:val="20"/>
           <w:szCs w:val="20"/>
         </w:rPr>
-        <w:t xml:space="preserve">📅 文档版本: v1.3</w:t>
+        <w:t xml:space="preserve">📅 文档版本: V1.0.0</w:t>
       </w:r>
     </w:p>
     <w:p>
@@ -6272,7 +6272,7 @@
           <w:sz w:val="20"/>
           <w:szCs w:val="20"/>
         </w:rPr>
-        <w:t xml:space="preserve">📝 最后更新: 2026-05-22</w:t>
+        <w:t xml:space="preserve">📝 最后更新: 2026-06-17</w:t>
       </w:r>
     </w:p>
     <w:p>
